--- a/ECE4179_Assignment_template_colored_2.docx
+++ b/ECE4179_Assignment_template_colored_2.docx
@@ -2553,14 +2553,27 @@
       <w:r>
         <w:t xml:space="preserve">Figure </w:t>
       </w:r>
-      <w:fldSimple w:instr=" SEQ Figure \* ARABIC ">
-        <w:r>
-          <w:rPr>
-            <w:noProof/>
-          </w:rPr>
-          <w:t>1</w:t>
-        </w:r>
-      </w:fldSimple>
+      <w:r>
+        <w:fldChar w:fldCharType="begin"/>
+      </w:r>
+      <w:r>
+        <w:instrText xml:space="preserve"> SEQ Figure \* ARABIC </w:instrText>
+      </w:r>
+      <w:r>
+        <w:fldChar w:fldCharType="separate"/>
+      </w:r>
+      <w:r>
+        <w:rPr>
+          <w:noProof/>
+        </w:rPr>
+        <w:t>1</w:t>
+      </w:r>
+      <w:r>
+        <w:rPr>
+          <w:noProof/>
+        </w:rPr>
+        <w:fldChar w:fldCharType="end"/>
+      </w:r>
       <w:r>
         <w:t xml:space="preserve">: </w:t>
       </w:r>
@@ -3008,14 +3021,27 @@
       <w:r>
         <w:t xml:space="preserve">Figure </w:t>
       </w:r>
-      <w:fldSimple w:instr=" SEQ Figure \* ARABIC ">
-        <w:r>
-          <w:rPr>
-            <w:noProof/>
-          </w:rPr>
-          <w:t>2</w:t>
-        </w:r>
-      </w:fldSimple>
+      <w:r>
+        <w:fldChar w:fldCharType="begin"/>
+      </w:r>
+      <w:r>
+        <w:instrText xml:space="preserve"> SEQ Figure \* ARABIC </w:instrText>
+      </w:r>
+      <w:r>
+        <w:fldChar w:fldCharType="separate"/>
+      </w:r>
+      <w:r>
+        <w:rPr>
+          <w:noProof/>
+        </w:rPr>
+        <w:t>2</w:t>
+      </w:r>
+      <w:r>
+        <w:rPr>
+          <w:noProof/>
+        </w:rPr>
+        <w:fldChar w:fldCharType="end"/>
+      </w:r>
       <w:r>
         <w:t xml:space="preserve">: </w:t>
       </w:r>
@@ -3217,14 +3243,27 @@
       <w:r>
         <w:t xml:space="preserve">Figure </w:t>
       </w:r>
-      <w:fldSimple w:instr=" SEQ Figure \* ARABIC ">
-        <w:r>
-          <w:rPr>
-            <w:noProof/>
-          </w:rPr>
-          <w:t>3</w:t>
-        </w:r>
-      </w:fldSimple>
+      <w:r>
+        <w:fldChar w:fldCharType="begin"/>
+      </w:r>
+      <w:r>
+        <w:instrText xml:space="preserve"> SEQ Figure \* ARABIC </w:instrText>
+      </w:r>
+      <w:r>
+        <w:fldChar w:fldCharType="separate"/>
+      </w:r>
+      <w:r>
+        <w:rPr>
+          <w:noProof/>
+        </w:rPr>
+        <w:t>3</w:t>
+      </w:r>
+      <w:r>
+        <w:rPr>
+          <w:noProof/>
+        </w:rPr>
+        <w:fldChar w:fldCharType="end"/>
+      </w:r>
       <w:r>
         <w:t>: Graph of alpha value by sample</w:t>
       </w:r>
@@ -3372,14 +3411,27 @@
       <w:r>
         <w:t xml:space="preserve">Figure </w:t>
       </w:r>
-      <w:fldSimple w:instr=" SEQ Figure \* ARABIC ">
-        <w:r>
-          <w:rPr>
-            <w:noProof/>
-          </w:rPr>
-          <w:t>4</w:t>
-        </w:r>
-      </w:fldSimple>
+      <w:r>
+        <w:fldChar w:fldCharType="begin"/>
+      </w:r>
+      <w:r>
+        <w:instrText xml:space="preserve"> SEQ Figure \* ARABIC </w:instrText>
+      </w:r>
+      <w:r>
+        <w:fldChar w:fldCharType="separate"/>
+      </w:r>
+      <w:r>
+        <w:rPr>
+          <w:noProof/>
+        </w:rPr>
+        <w:t>4</w:t>
+      </w:r>
+      <w:r>
+        <w:rPr>
+          <w:noProof/>
+        </w:rPr>
+        <w:fldChar w:fldCharType="end"/>
+      </w:r>
       <w:r>
         <w:t>: Graph illustrating alpha attenuation on the training dataset</w:t>
       </w:r>
@@ -3510,14 +3562,27 @@
       <w:r>
         <w:t xml:space="preserve">Figure </w:t>
       </w:r>
-      <w:fldSimple w:instr=" SEQ Figure \* ARABIC ">
-        <w:r>
-          <w:rPr>
-            <w:noProof/>
-          </w:rPr>
-          <w:t>5</w:t>
-        </w:r>
-      </w:fldSimple>
+      <w:r>
+        <w:fldChar w:fldCharType="begin"/>
+      </w:r>
+      <w:r>
+        <w:instrText xml:space="preserve"> SEQ Figure \* ARABIC </w:instrText>
+      </w:r>
+      <w:r>
+        <w:fldChar w:fldCharType="separate"/>
+      </w:r>
+      <w:r>
+        <w:rPr>
+          <w:noProof/>
+        </w:rPr>
+        <w:t>5</w:t>
+      </w:r>
+      <w:r>
+        <w:rPr>
+          <w:noProof/>
+        </w:rPr>
+        <w:fldChar w:fldCharType="end"/>
+      </w:r>
       <w:r>
         <w:t>: Table of training and evaluation losses</w:t>
       </w:r>
@@ -3589,14 +3654,27 @@
       <w:r>
         <w:t xml:space="preserve">Figure </w:t>
       </w:r>
-      <w:fldSimple w:instr=" SEQ Figure \* ARABIC ">
-        <w:r>
-          <w:rPr>
-            <w:noProof/>
-          </w:rPr>
-          <w:t>6</w:t>
-        </w:r>
-      </w:fldSimple>
+      <w:r>
+        <w:fldChar w:fldCharType="begin"/>
+      </w:r>
+      <w:r>
+        <w:instrText xml:space="preserve"> SEQ Figure \* ARABIC </w:instrText>
+      </w:r>
+      <w:r>
+        <w:fldChar w:fldCharType="separate"/>
+      </w:r>
+      <w:r>
+        <w:rPr>
+          <w:noProof/>
+        </w:rPr>
+        <w:t>6</w:t>
+      </w:r>
+      <w:r>
+        <w:rPr>
+          <w:noProof/>
+        </w:rPr>
+        <w:fldChar w:fldCharType="end"/>
+      </w:r>
       <w:r>
         <w:t>: Graph of weighted and unweighted predictions</w:t>
       </w:r>
@@ -4173,14 +4251,27 @@
             <w:r>
               <w:t xml:space="preserve">Figure </w:t>
             </w:r>
-            <w:fldSimple w:instr=" SEQ Figure \* ARABIC ">
-              <w:r>
-                <w:rPr>
-                  <w:noProof/>
-                </w:rPr>
-                <w:t>7</w:t>
-              </w:r>
-            </w:fldSimple>
+            <w:r>
+              <w:fldChar w:fldCharType="begin"/>
+            </w:r>
+            <w:r>
+              <w:instrText xml:space="preserve"> SEQ Figure \* ARABIC </w:instrText>
+            </w:r>
+            <w:r>
+              <w:fldChar w:fldCharType="separate"/>
+            </w:r>
+            <w:r>
+              <w:rPr>
+                <w:noProof/>
+              </w:rPr>
+              <w:t>7</w:t>
+            </w:r>
+            <w:r>
+              <w:rPr>
+                <w:noProof/>
+              </w:rPr>
+              <w:fldChar w:fldCharType="end"/>
+            </w:r>
             <w:r>
               <w:t>: Graph of training loss vs evaluation loss over epochs</w:t>
             </w:r>
@@ -4307,14 +4398,27 @@
             <w:r>
               <w:t xml:space="preserve">Figure </w:t>
             </w:r>
-            <w:fldSimple w:instr=" SEQ Figure \* ARABIC ">
-              <w:r>
-                <w:rPr>
-                  <w:noProof/>
-                </w:rPr>
-                <w:t>8</w:t>
-              </w:r>
-            </w:fldSimple>
+            <w:r>
+              <w:fldChar w:fldCharType="begin"/>
+            </w:r>
+            <w:r>
+              <w:instrText xml:space="preserve"> SEQ Figure \* ARABIC </w:instrText>
+            </w:r>
+            <w:r>
+              <w:fldChar w:fldCharType="separate"/>
+            </w:r>
+            <w:r>
+              <w:rPr>
+                <w:noProof/>
+              </w:rPr>
+              <w:t>8</w:t>
+            </w:r>
+            <w:r>
+              <w:rPr>
+                <w:noProof/>
+              </w:rPr>
+              <w:fldChar w:fldCharType="end"/>
+            </w:r>
             <w:r>
               <w:t>: Landmark predictions on test set using only a trained classifier</w:t>
             </w:r>
@@ -4435,10 +4539,7 @@
         <w:t>.</w:t>
       </w:r>
       <w:r>
-        <w:t xml:space="preserve"> </w:t>
-      </w:r>
-      <w:r>
-        <w:t xml:space="preserve">A total of 15 classifier-only models were trained using different </w:t>
+        <w:t xml:space="preserve"> A total of 15 classifier-only models were trained using different </w:t>
       </w:r>
       <w:proofErr w:type="spellStart"/>
       <w:r>
@@ -4737,14 +4838,27 @@
       <w:r>
         <w:t xml:space="preserve">Figure </w:t>
       </w:r>
-      <w:fldSimple w:instr=" SEQ Figure \* ARABIC ">
-        <w:r>
-          <w:rPr>
-            <w:noProof/>
-          </w:rPr>
-          <w:t>9</w:t>
-        </w:r>
-      </w:fldSimple>
+      <w:r>
+        <w:fldChar w:fldCharType="begin"/>
+      </w:r>
+      <w:r>
+        <w:instrText xml:space="preserve"> SEQ Figure \* ARABIC </w:instrText>
+      </w:r>
+      <w:r>
+        <w:fldChar w:fldCharType="separate"/>
+      </w:r>
+      <w:r>
+        <w:rPr>
+          <w:noProof/>
+        </w:rPr>
+        <w:t>9</w:t>
+      </w:r>
+      <w:r>
+        <w:rPr>
+          <w:noProof/>
+        </w:rPr>
+        <w:fldChar w:fldCharType="end"/>
+      </w:r>
       <w:r>
         <w:t>: Loss curves for different decay settings.</w:t>
       </w:r>
@@ -4756,10 +4870,16 @@
         <w:jc w:val="both"/>
       </w:pPr>
       <w:r>
-        <w:t>The intersection between the training and evaluation loss is the point at which overfitting begins to occur.</w:t>
-      </w:r>
-      <w:r>
-        <w:t xml:space="preserve"> While decreasing the decay does not seem to delay when overfitting occurs, it does effectively decrease the severity of overfitting. The gap between </w:t>
+        <w:t>Increasing</w:t>
+      </w:r>
+      <w:r>
+        <w:t xml:space="preserve"> the decay effectively decrease</w:t>
+      </w:r>
+      <w:r>
+        <w:t>s</w:t>
+      </w:r>
+      <w:r>
+        <w:t xml:space="preserve"> the severity of overfitting. The gap between </w:t>
       </w:r>
       <w:proofErr w:type="spellStart"/>
       <w:r>
@@ -4788,6 +4908,12 @@
       <w:r>
         <w:t>:</w:t>
       </w:r>
+    </w:p>
+    <w:p>
+      <w:pPr>
+        <w:spacing w:after="160"/>
+        <w:jc w:val="both"/>
+      </w:pPr>
     </w:p>
     <w:p>
       <w:pPr>
@@ -4863,10 +4989,7 @@
             </w:r>
             <w:proofErr w:type="spellEnd"/>
             <w:r>
-              <w:t xml:space="preserve"> = 1e-</w:t>
-            </w:r>
-            <w:r>
-              <w:t>3</w:t>
+              <w:t xml:space="preserve"> = 1e-3</w:t>
             </w:r>
           </w:p>
         </w:tc>
@@ -4890,10 +5013,7 @@
             </w:r>
             <w:proofErr w:type="spellEnd"/>
             <w:r>
-              <w:t xml:space="preserve"> = 1e</w:t>
-            </w:r>
-            <w:r>
-              <w:t>-1</w:t>
+              <w:t xml:space="preserve"> = 1e-1</w:t>
             </w:r>
           </w:p>
         </w:tc>
@@ -4917,10 +5037,7 @@
             </w:r>
             <w:proofErr w:type="spellEnd"/>
             <w:r>
-              <w:t xml:space="preserve"> = 1e</w:t>
-            </w:r>
-            <w:r>
-              <w:t>1</w:t>
+              <w:t xml:space="preserve"> = 1e1</w:t>
             </w:r>
           </w:p>
         </w:tc>
@@ -5200,14 +5317,27 @@
       <w:r>
         <w:t xml:space="preserve">Figure </w:t>
       </w:r>
-      <w:fldSimple w:instr=" SEQ Figure \* ARABIC ">
-        <w:r>
-          <w:rPr>
-            <w:noProof/>
-          </w:rPr>
-          <w:t>10</w:t>
-        </w:r>
-      </w:fldSimple>
+      <w:r>
+        <w:fldChar w:fldCharType="begin"/>
+      </w:r>
+      <w:r>
+        <w:instrText xml:space="preserve"> SEQ Figure \* ARABIC </w:instrText>
+      </w:r>
+      <w:r>
+        <w:fldChar w:fldCharType="separate"/>
+      </w:r>
+      <w:r>
+        <w:rPr>
+          <w:noProof/>
+        </w:rPr>
+        <w:t>10</w:t>
+      </w:r>
+      <w:r>
+        <w:rPr>
+          <w:noProof/>
+        </w:rPr>
+        <w:fldChar w:fldCharType="end"/>
+      </w:r>
       <w:r>
         <w:t>: Table of best checkpoints produced by different weight settings</w:t>
       </w:r>
@@ -5441,10 +5571,7 @@
         <w:t>That was the approach taken during training &amp; manual scheduling.</w:t>
       </w:r>
       <w:r>
-        <w:t xml:space="preserve"> </w:t>
-      </w:r>
-      <w:r>
-        <w:t xml:space="preserve">During the training processes, the </w:t>
+        <w:t xml:space="preserve"> During the training processes, the </w:t>
       </w:r>
       <w:proofErr w:type="spellStart"/>
       <w:r>
@@ -5718,14 +5845,27 @@
       <w:r>
         <w:t xml:space="preserve">Figure </w:t>
       </w:r>
-      <w:fldSimple w:instr=" SEQ Figure \* ARABIC ">
-        <w:r>
-          <w:rPr>
-            <w:noProof/>
-          </w:rPr>
-          <w:t>11</w:t>
-        </w:r>
-      </w:fldSimple>
+      <w:r>
+        <w:fldChar w:fldCharType="begin"/>
+      </w:r>
+      <w:r>
+        <w:instrText xml:space="preserve"> SEQ Figure \* ARABIC </w:instrText>
+      </w:r>
+      <w:r>
+        <w:fldChar w:fldCharType="separate"/>
+      </w:r>
+      <w:r>
+        <w:rPr>
+          <w:noProof/>
+        </w:rPr>
+        <w:t>11</w:t>
+      </w:r>
+      <w:r>
+        <w:rPr>
+          <w:noProof/>
+        </w:rPr>
+        <w:fldChar w:fldCharType="end"/>
+      </w:r>
       <w:r>
         <w:t>: Graph of training loss for models using an augmented dataset (left) and non-augmented dataset (right)</w:t>
       </w:r>
@@ -5781,14 +5921,7 @@
                 <w:rFonts w:ascii="Consolas" w:hAnsi="Consolas" w:cs="Courier New"/>
                 <w:color w:val="0F4761" w:themeColor="accent1" w:themeShade="BF"/>
               </w:rPr>
-              <w:t xml:space="preserve">augmentation = </w:t>
-            </w:r>
-            <w:r>
-              <w:rPr>
-                <w:rFonts w:ascii="Consolas" w:hAnsi="Consolas" w:cs="Courier New"/>
-                <w:color w:val="0F4761" w:themeColor="accent1" w:themeShade="BF"/>
-              </w:rPr>
-              <w:t>False</w:t>
+              <w:t>augmentation = False</w:t>
             </w:r>
           </w:p>
         </w:tc>
@@ -5942,14 +6075,27 @@
       <w:r>
         <w:t xml:space="preserve">Figure </w:t>
       </w:r>
-      <w:fldSimple w:instr=" SEQ Figure \* ARABIC ">
-        <w:r>
-          <w:rPr>
-            <w:noProof/>
-          </w:rPr>
-          <w:t>12</w:t>
-        </w:r>
-      </w:fldSimple>
+      <w:r>
+        <w:fldChar w:fldCharType="begin"/>
+      </w:r>
+      <w:r>
+        <w:instrText xml:space="preserve"> SEQ Figure \* ARABIC </w:instrText>
+      </w:r>
+      <w:r>
+        <w:fldChar w:fldCharType="separate"/>
+      </w:r>
+      <w:r>
+        <w:rPr>
+          <w:noProof/>
+        </w:rPr>
+        <w:t>12</w:t>
+      </w:r>
+      <w:r>
+        <w:rPr>
+          <w:noProof/>
+        </w:rPr>
+        <w:fldChar w:fldCharType="end"/>
+      </w:r>
       <w:r>
         <w:t>: Loss of models trained on augmented vs non-augmented datasets</w:t>
       </w:r>
@@ -6086,14 +6232,27 @@
       <w:r>
         <w:t xml:space="preserve">Figure </w:t>
       </w:r>
-      <w:fldSimple w:instr=" SEQ Figure \* ARABIC ">
-        <w:r>
-          <w:rPr>
-            <w:noProof/>
-          </w:rPr>
-          <w:t>13</w:t>
-        </w:r>
-      </w:fldSimple>
+      <w:r>
+        <w:fldChar w:fldCharType="begin"/>
+      </w:r>
+      <w:r>
+        <w:instrText xml:space="preserve"> SEQ Figure \* ARABIC </w:instrText>
+      </w:r>
+      <w:r>
+        <w:fldChar w:fldCharType="separate"/>
+      </w:r>
+      <w:r>
+        <w:rPr>
+          <w:noProof/>
+        </w:rPr>
+        <w:t>13</w:t>
+      </w:r>
+      <w:r>
+        <w:rPr>
+          <w:noProof/>
+        </w:rPr>
+        <w:fldChar w:fldCharType="end"/>
+      </w:r>
       <w:r>
         <w:t>: Graph of training loss for models using batch size of 680 (left) and 85 (right)</w:t>
       </w:r>
@@ -6137,49 +6296,35 @@
                 <w:rFonts w:ascii="Consolas" w:hAnsi="Consolas" w:cs="Courier New"/>
                 <w:color w:val="0F4761" w:themeColor="accent1" w:themeShade="BF"/>
               </w:rPr>
-              <w:t xml:space="preserve"> = </w:t>
-            </w:r>
+              <w:t xml:space="preserve"> = 680</w:t>
+            </w:r>
+          </w:p>
+        </w:tc>
+        <w:tc>
+          <w:tcPr>
+            <w:tcW w:w="2833" w:type="dxa"/>
+            <w:shd w:val="clear" w:color="auto" w:fill="D9F2D0" w:themeFill="accent6" w:themeFillTint="33"/>
+          </w:tcPr>
+          <w:p>
+            <w:pPr>
+              <w:spacing w:after="160"/>
+              <w:jc w:val="both"/>
+            </w:pPr>
+            <w:proofErr w:type="spellStart"/>
             <w:r>
               <w:rPr>
                 <w:rFonts w:ascii="Consolas" w:hAnsi="Consolas" w:cs="Courier New"/>
                 <w:color w:val="0F4761" w:themeColor="accent1" w:themeShade="BF"/>
               </w:rPr>
-              <w:t>680</w:t>
-            </w:r>
-          </w:p>
-        </w:tc>
-        <w:tc>
-          <w:tcPr>
-            <w:tcW w:w="2833" w:type="dxa"/>
-            <w:shd w:val="clear" w:color="auto" w:fill="D9F2D0" w:themeFill="accent6" w:themeFillTint="33"/>
-          </w:tcPr>
-          <w:p>
-            <w:pPr>
-              <w:spacing w:after="160"/>
-              <w:jc w:val="both"/>
-            </w:pPr>
-            <w:proofErr w:type="spellStart"/>
+              <w:t>batch_size</w:t>
+            </w:r>
+            <w:proofErr w:type="spellEnd"/>
             <w:r>
               <w:rPr>
                 <w:rFonts w:ascii="Consolas" w:hAnsi="Consolas" w:cs="Courier New"/>
                 <w:color w:val="0F4761" w:themeColor="accent1" w:themeShade="BF"/>
               </w:rPr>
-              <w:t>batch_size</w:t>
-            </w:r>
-            <w:proofErr w:type="spellEnd"/>
-            <w:r>
-              <w:rPr>
-                <w:rFonts w:ascii="Consolas" w:hAnsi="Consolas" w:cs="Courier New"/>
-                <w:color w:val="0F4761" w:themeColor="accent1" w:themeShade="BF"/>
-              </w:rPr>
-              <w:t xml:space="preserve"> = </w:t>
-            </w:r>
-            <w:r>
-              <w:rPr>
-                <w:rFonts w:ascii="Consolas" w:hAnsi="Consolas" w:cs="Courier New"/>
-                <w:color w:val="0F4761" w:themeColor="accent1" w:themeShade="BF"/>
-              </w:rPr>
-              <w:t>85</w:t>
+              <w:t xml:space="preserve"> = 85</w:t>
             </w:r>
           </w:p>
         </w:tc>
@@ -6205,10 +6350,7 @@
               <w:t>Epoch</w:t>
             </w:r>
             <w:r>
-              <w:t xml:space="preserve">: </w:t>
-            </w:r>
-            <w:r>
-              <w:t>30</w:t>
+              <w:t>: 30</w:t>
             </w:r>
           </w:p>
           <w:p>
@@ -6360,10 +6502,7 @@
         <w:t>14.5388</w:t>
       </w:r>
       <w:r>
-        <w:t xml:space="preserve"> </w:t>
-      </w:r>
-      <w:r>
-        <w:t>produces predictions that are poor in quality. There are significant shifts in prediction location. Occasionally the model fails to detect which region is the face.</w:t>
+        <w:t xml:space="preserve"> produces predictions that are poor in quality. There are significant shifts in prediction location. Occasionally the model fails to detect which region is the face.</w:t>
       </w:r>
     </w:p>
     <w:p>
@@ -7421,6 +7560,7 @@
               <w:pStyle w:val="Caption"/>
               <w:jc w:val="center"/>
             </w:pPr>
+            <w:bookmarkStart w:id="2" w:name="_Ref242288803"/>
             <w:r>
               <w:t xml:space="preserve">Figure </w:t>
             </w:r>
@@ -7445,6 +7585,7 @@
             <w:r>
               <w:t>: List of graphs documenting loss over epochs as training settings change</w:t>
             </w:r>
+            <w:bookmarkEnd w:id="2"/>
           </w:p>
         </w:tc>
       </w:tr>
@@ -7508,7 +7649,7 @@
                 <w:szCs w:val="20"/>
               </w:rPr>
               <w:drawing>
-                <wp:inline distT="0" distB="0" distL="0" distR="0" wp14:anchorId="3DC59C8E" wp14:editId="172C1737">
+                <wp:inline distT="0" distB="0" distL="0" distR="0" wp14:anchorId="3DC59C8E" wp14:editId="4154749A">
                   <wp:extent cx="5925185" cy="2367915"/>
                   <wp:effectExtent l="0" t="0" r="0" b="0"/>
                   <wp:docPr id="25184810" name="Picture 13"/>
@@ -7605,23 +7746,918 @@
     </w:p>
     <w:p>
       <w:pPr>
-        <w:jc w:val="both"/>
-      </w:pPr>
-      <w:r>
-        <w:rPr>
-          <w:i/>
-          <w:iCs/>
-          <w:color w:val="808080"/>
-        </w:rPr>
-        <w:t>&lt;&lt; Describe what you changed, why, and the performance impact &gt;&gt;</w:t>
-      </w:r>
-    </w:p>
-    <w:p>
-      <w:pPr>
         <w:spacing w:after="160"/>
         <w:jc w:val="both"/>
       </w:pPr>
-    </w:p>
+      <w:r>
+        <w:t xml:space="preserve">Only being able to train the classification head limits the </w:t>
+      </w:r>
+      <w:r>
+        <w:t>number</w:t>
+      </w:r>
+      <w:r>
+        <w:t xml:space="preserve"> of parameters that can be changed to suit the task. Unfreezing later layers in the model allow the features to better adapt to the geometry in the current dataset and improve performance.</w:t>
+      </w:r>
+    </w:p>
+    <w:p>
+      <w:pPr>
+        <w:spacing w:after="160"/>
+        <w:jc w:val="both"/>
+      </w:pPr>
+      <w:r>
+        <w:t>Performance generally improved as more layers are unfrozen:</w:t>
+      </w:r>
+    </w:p>
+    <w:tbl>
+      <w:tblPr>
+        <w:tblStyle w:val="TableGrid"/>
+        <w:tblW w:w="0" w:type="auto"/>
+        <w:tblLook w:val="04A0" w:firstRow="1" w:lastRow="0" w:firstColumn="1" w:lastColumn="0" w:noHBand="0" w:noVBand="1"/>
+      </w:tblPr>
+      <w:tblGrid>
+        <w:gridCol w:w="4508"/>
+        <w:gridCol w:w="4508"/>
+      </w:tblGrid>
+      <w:tr>
+        <w:tc>
+          <w:tcPr>
+            <w:tcW w:w="4508" w:type="dxa"/>
+            <w:shd w:val="clear" w:color="auto" w:fill="C1F0C7" w:themeFill="accent3" w:themeFillTint="33"/>
+          </w:tcPr>
+          <w:p>
+            <w:pPr>
+              <w:spacing w:after="160"/>
+              <w:jc w:val="both"/>
+            </w:pPr>
+            <w:r>
+              <w:t>Unfrozen</w:t>
+            </w:r>
+          </w:p>
+        </w:tc>
+        <w:tc>
+          <w:tcPr>
+            <w:tcW w:w="4508" w:type="dxa"/>
+            <w:shd w:val="clear" w:color="auto" w:fill="C1F0C7" w:themeFill="accent3" w:themeFillTint="33"/>
+          </w:tcPr>
+          <w:p>
+            <w:pPr>
+              <w:spacing w:after="160"/>
+              <w:jc w:val="both"/>
+            </w:pPr>
+            <w:r>
+              <w:t>Training outcome</w:t>
+            </w:r>
+          </w:p>
+        </w:tc>
+      </w:tr>
+      <w:tr>
+        <w:tc>
+          <w:tcPr>
+            <w:tcW w:w="4508" w:type="dxa"/>
+          </w:tcPr>
+          <w:p>
+            <w:pPr>
+              <w:spacing w:after="160"/>
+              <w:jc w:val="both"/>
+            </w:pPr>
+            <w:r>
+              <w:t>7, 8</w:t>
+            </w:r>
+          </w:p>
+          <w:p>
+            <w:pPr>
+              <w:spacing w:after="160"/>
+              <w:jc w:val="both"/>
+            </w:pPr>
+            <w:r>
+              <w:t>best_checkpoint15-4.pth</w:t>
+            </w:r>
+          </w:p>
+          <w:p>
+            <w:pPr>
+              <w:spacing w:after="160"/>
+              <w:jc w:val="both"/>
+            </w:pPr>
+            <w:r>
+              <w:t>best_checkpoint15-4</w:t>
+            </w:r>
+            <w:r>
+              <w:t>-1</w:t>
+            </w:r>
+            <w:r>
+              <w:t>.pth</w:t>
+            </w:r>
+          </w:p>
+        </w:tc>
+        <w:tc>
+          <w:tcPr>
+            <w:tcW w:w="4508" w:type="dxa"/>
+          </w:tcPr>
+          <w:p>
+            <w:pPr>
+              <w:spacing w:after="160"/>
+              <w:jc w:val="both"/>
+            </w:pPr>
+            <w:r>
+              <w:t>Epoch: 309</w:t>
+            </w:r>
+          </w:p>
+          <w:p>
+            <w:pPr>
+              <w:spacing w:after="160"/>
+              <w:jc w:val="both"/>
+            </w:pPr>
+            <w:r>
+              <w:t>calculated train loss: 11.5381</w:t>
+            </w:r>
+          </w:p>
+          <w:p>
+            <w:pPr>
+              <w:spacing w:after="160"/>
+              <w:jc w:val="both"/>
+            </w:pPr>
+            <w:r>
+              <w:t xml:space="preserve">calculated </w:t>
+            </w:r>
+            <w:proofErr w:type="spellStart"/>
+            <w:r>
+              <w:t>val</w:t>
+            </w:r>
+            <w:proofErr w:type="spellEnd"/>
+            <w:r>
+              <w:t xml:space="preserve"> loss: 11.3614</w:t>
+            </w:r>
+          </w:p>
+        </w:tc>
+      </w:tr>
+      <w:tr>
+        <w:tc>
+          <w:tcPr>
+            <w:tcW w:w="4508" w:type="dxa"/>
+          </w:tcPr>
+          <w:p>
+            <w:pPr>
+              <w:spacing w:after="160"/>
+              <w:jc w:val="both"/>
+            </w:pPr>
+            <w:r>
+              <w:t>6</w:t>
+            </w:r>
+          </w:p>
+          <w:p>
+            <w:pPr>
+              <w:spacing w:after="160"/>
+              <w:jc w:val="both"/>
+            </w:pPr>
+            <w:r>
+              <w:t>best_checkpoint15-4-2.pth</w:t>
+            </w:r>
+          </w:p>
+          <w:p>
+            <w:pPr>
+              <w:spacing w:after="160"/>
+              <w:jc w:val="both"/>
+            </w:pPr>
+            <w:r>
+              <w:lastRenderedPageBreak/>
+              <w:t>best_checkpoint15-4-2-1.pth</w:t>
+            </w:r>
+          </w:p>
+        </w:tc>
+        <w:tc>
+          <w:tcPr>
+            <w:tcW w:w="4508" w:type="dxa"/>
+          </w:tcPr>
+          <w:p>
+            <w:pPr>
+              <w:spacing w:after="160"/>
+              <w:jc w:val="both"/>
+            </w:pPr>
+            <w:r>
+              <w:lastRenderedPageBreak/>
+              <w:t>Epoch: 376</w:t>
+            </w:r>
+          </w:p>
+          <w:p>
+            <w:pPr>
+              <w:spacing w:after="160"/>
+              <w:jc w:val="both"/>
+            </w:pPr>
+            <w:r>
+              <w:t>calculated train loss: 10.2602</w:t>
+            </w:r>
+          </w:p>
+          <w:p>
+            <w:pPr>
+              <w:spacing w:after="160"/>
+              <w:jc w:val="both"/>
+            </w:pPr>
+            <w:r>
+              <w:lastRenderedPageBreak/>
+              <w:t xml:space="preserve">calculated </w:t>
+            </w:r>
+            <w:proofErr w:type="spellStart"/>
+            <w:r>
+              <w:t>val</w:t>
+            </w:r>
+            <w:proofErr w:type="spellEnd"/>
+            <w:r>
+              <w:t xml:space="preserve"> loss: 10.1762</w:t>
+            </w:r>
+          </w:p>
+        </w:tc>
+      </w:tr>
+      <w:tr>
+        <w:tc>
+          <w:tcPr>
+            <w:tcW w:w="4508" w:type="dxa"/>
+          </w:tcPr>
+          <w:p>
+            <w:pPr>
+              <w:spacing w:after="160"/>
+              <w:jc w:val="both"/>
+            </w:pPr>
+            <w:r>
+              <w:lastRenderedPageBreak/>
+              <w:t>5</w:t>
+            </w:r>
+          </w:p>
+          <w:p>
+            <w:pPr>
+              <w:spacing w:after="160"/>
+              <w:jc w:val="both"/>
+            </w:pPr>
+            <w:r>
+              <w:t>best_checkpoint15-4-3.pth</w:t>
+            </w:r>
+          </w:p>
+          <w:p>
+            <w:pPr>
+              <w:spacing w:after="160"/>
+              <w:jc w:val="both"/>
+            </w:pPr>
+          </w:p>
+        </w:tc>
+        <w:tc>
+          <w:tcPr>
+            <w:tcW w:w="4508" w:type="dxa"/>
+          </w:tcPr>
+          <w:p>
+            <w:pPr>
+              <w:spacing w:after="160"/>
+              <w:jc w:val="both"/>
+            </w:pPr>
+            <w:r>
+              <w:t>Epoch: 437</w:t>
+            </w:r>
+          </w:p>
+          <w:p>
+            <w:pPr>
+              <w:spacing w:after="160"/>
+              <w:jc w:val="both"/>
+            </w:pPr>
+            <w:r>
+              <w:t>calculated train loss: 9.7168</w:t>
+            </w:r>
+          </w:p>
+          <w:p>
+            <w:pPr>
+              <w:spacing w:after="160"/>
+              <w:jc w:val="both"/>
+            </w:pPr>
+            <w:r>
+              <w:t xml:space="preserve">calculated </w:t>
+            </w:r>
+            <w:proofErr w:type="spellStart"/>
+            <w:r>
+              <w:t>val</w:t>
+            </w:r>
+            <w:proofErr w:type="spellEnd"/>
+            <w:r>
+              <w:t xml:space="preserve"> loss: 9.6044</w:t>
+            </w:r>
+          </w:p>
+        </w:tc>
+      </w:tr>
+      <w:tr>
+        <w:tc>
+          <w:tcPr>
+            <w:tcW w:w="4508" w:type="dxa"/>
+          </w:tcPr>
+          <w:p>
+            <w:pPr>
+              <w:spacing w:after="160"/>
+              <w:jc w:val="both"/>
+            </w:pPr>
+            <w:r>
+              <w:t>5</w:t>
+            </w:r>
+          </w:p>
+          <w:p>
+            <w:pPr>
+              <w:spacing w:after="160"/>
+              <w:jc w:val="both"/>
+            </w:pPr>
+            <w:r>
+              <w:t>best_checkpoint15-4-</w:t>
+            </w:r>
+            <w:r>
+              <w:t>4</w:t>
+            </w:r>
+            <w:r>
+              <w:t>.pth</w:t>
+            </w:r>
+          </w:p>
+          <w:p>
+            <w:pPr>
+              <w:spacing w:after="160"/>
+              <w:jc w:val="both"/>
+            </w:pPr>
+          </w:p>
+        </w:tc>
+        <w:tc>
+          <w:tcPr>
+            <w:tcW w:w="4508" w:type="dxa"/>
+          </w:tcPr>
+          <w:p>
+            <w:pPr>
+              <w:spacing w:after="160"/>
+              <w:jc w:val="both"/>
+            </w:pPr>
+            <w:r>
+              <w:t>Epoch: 481</w:t>
+            </w:r>
+          </w:p>
+          <w:p>
+            <w:pPr>
+              <w:spacing w:after="160"/>
+              <w:jc w:val="both"/>
+            </w:pPr>
+            <w:r>
+              <w:t>calculated train loss: 5.1275</w:t>
+            </w:r>
+          </w:p>
+          <w:p>
+            <w:pPr>
+              <w:spacing w:after="160"/>
+              <w:jc w:val="both"/>
+            </w:pPr>
+            <w:r>
+              <w:t xml:space="preserve">calculated </w:t>
+            </w:r>
+            <w:proofErr w:type="spellStart"/>
+            <w:r>
+              <w:t>val</w:t>
+            </w:r>
+            <w:proofErr w:type="spellEnd"/>
+            <w:r>
+              <w:t xml:space="preserve"> loss: 5.2428</w:t>
+            </w:r>
+          </w:p>
+        </w:tc>
+      </w:tr>
+      <w:tr>
+        <w:tc>
+          <w:tcPr>
+            <w:tcW w:w="4508" w:type="dxa"/>
+          </w:tcPr>
+          <w:p>
+            <w:pPr>
+              <w:spacing w:after="160"/>
+              <w:jc w:val="both"/>
+            </w:pPr>
+            <w:r>
+              <w:t>5</w:t>
+            </w:r>
+          </w:p>
+          <w:p>
+            <w:pPr>
+              <w:spacing w:after="160"/>
+              <w:jc w:val="both"/>
+            </w:pPr>
+            <w:r>
+              <w:t>best_checkpoint15-4-</w:t>
+            </w:r>
+            <w:r>
+              <w:t>5</w:t>
+            </w:r>
+            <w:r>
+              <w:t>.pth</w:t>
+            </w:r>
+          </w:p>
+        </w:tc>
+        <w:tc>
+          <w:tcPr>
+            <w:tcW w:w="4508" w:type="dxa"/>
+          </w:tcPr>
+          <w:p>
+            <w:pPr>
+              <w:spacing w:after="160"/>
+              <w:jc w:val="both"/>
+            </w:pPr>
+            <w:r>
+              <w:t>Epoch: 524</w:t>
+            </w:r>
+          </w:p>
+          <w:p>
+            <w:pPr>
+              <w:spacing w:after="160"/>
+              <w:jc w:val="both"/>
+            </w:pPr>
+            <w:r>
+              <w:t>calculated train loss: 4.1606</w:t>
+            </w:r>
+          </w:p>
+          <w:p>
+            <w:pPr>
+              <w:spacing w:after="160"/>
+              <w:jc w:val="both"/>
+            </w:pPr>
+            <w:r>
+              <w:t xml:space="preserve">calculated </w:t>
+            </w:r>
+            <w:proofErr w:type="spellStart"/>
+            <w:r>
+              <w:t>val</w:t>
+            </w:r>
+            <w:proofErr w:type="spellEnd"/>
+            <w:r>
+              <w:t xml:space="preserve"> loss: 4.6549</w:t>
+            </w:r>
+          </w:p>
+        </w:tc>
+      </w:tr>
+      <w:tr>
+        <w:tc>
+          <w:tcPr>
+            <w:tcW w:w="4508" w:type="dxa"/>
+          </w:tcPr>
+          <w:p>
+            <w:pPr>
+              <w:spacing w:after="160"/>
+              <w:jc w:val="both"/>
+            </w:pPr>
+            <w:r>
+              <w:t>5</w:t>
+            </w:r>
+          </w:p>
+          <w:p>
+            <w:pPr>
+              <w:spacing w:after="160"/>
+              <w:jc w:val="both"/>
+            </w:pPr>
+            <w:r>
+              <w:t>best_checkpoint15-4-</w:t>
+            </w:r>
+            <w:r>
+              <w:t>6</w:t>
+            </w:r>
+            <w:r>
+              <w:t>.pth</w:t>
+            </w:r>
+          </w:p>
+        </w:tc>
+        <w:tc>
+          <w:tcPr>
+            <w:tcW w:w="4508" w:type="dxa"/>
+          </w:tcPr>
+          <w:p>
+            <w:pPr>
+              <w:spacing w:after="160"/>
+              <w:jc w:val="both"/>
+            </w:pPr>
+            <w:r>
+              <w:t>Epoch: 530</w:t>
+            </w:r>
+          </w:p>
+          <w:p>
+            <w:pPr>
+              <w:spacing w:after="160"/>
+              <w:jc w:val="both"/>
+            </w:pPr>
+            <w:r>
+              <w:t>calculated train loss: 4.1308</w:t>
+            </w:r>
+          </w:p>
+          <w:p>
+            <w:pPr>
+              <w:spacing w:after="160"/>
+              <w:jc w:val="both"/>
+            </w:pPr>
+            <w:r>
+              <w:t xml:space="preserve">calculated </w:t>
+            </w:r>
+            <w:proofErr w:type="spellStart"/>
+            <w:r>
+              <w:t>val</w:t>
+            </w:r>
+            <w:proofErr w:type="spellEnd"/>
+            <w:r>
+              <w:t xml:space="preserve"> loss: 4.6244</w:t>
+            </w:r>
+          </w:p>
+        </w:tc>
+      </w:tr>
+      <w:tr>
+        <w:tc>
+          <w:tcPr>
+            <w:tcW w:w="4508" w:type="dxa"/>
+          </w:tcPr>
+          <w:p>
+            <w:pPr>
+              <w:spacing w:after="160"/>
+              <w:jc w:val="both"/>
+            </w:pPr>
+            <w:r>
+              <w:t>4</w:t>
+            </w:r>
+          </w:p>
+          <w:p>
+            <w:pPr>
+              <w:spacing w:after="160"/>
+              <w:jc w:val="both"/>
+            </w:pPr>
+            <w:r>
+              <w:t>best_checkpoint15-4-</w:t>
+            </w:r>
+            <w:r>
+              <w:t>7</w:t>
+            </w:r>
+            <w:r>
+              <w:t>.pth</w:t>
+            </w:r>
+          </w:p>
+        </w:tc>
+        <w:tc>
+          <w:tcPr>
+            <w:tcW w:w="4508" w:type="dxa"/>
+          </w:tcPr>
+          <w:p>
+            <w:pPr>
+              <w:spacing w:after="160"/>
+              <w:jc w:val="both"/>
+            </w:pPr>
+            <w:r>
+              <w:t>Epoch: 541</w:t>
+            </w:r>
+          </w:p>
+          <w:p>
+            <w:pPr>
+              <w:spacing w:after="160"/>
+              <w:jc w:val="both"/>
+            </w:pPr>
+            <w:r>
+              <w:t>calculated train loss: 4.0265</w:t>
+            </w:r>
+          </w:p>
+          <w:p>
+            <w:pPr>
+              <w:spacing w:after="160"/>
+              <w:jc w:val="both"/>
+            </w:pPr>
+            <w:r>
+              <w:t xml:space="preserve">calculated </w:t>
+            </w:r>
+            <w:proofErr w:type="spellStart"/>
+            <w:r>
+              <w:t>val</w:t>
+            </w:r>
+            <w:proofErr w:type="spellEnd"/>
+            <w:r>
+              <w:t xml:space="preserve"> loss: 4.5956</w:t>
+            </w:r>
+          </w:p>
+        </w:tc>
+      </w:tr>
+    </w:tbl>
+    <w:p>
+      <w:pPr>
+        <w:pStyle w:val="Caption"/>
+        <w:jc w:val="center"/>
+      </w:pPr>
+      <w:r>
+        <w:t xml:space="preserve">Figure </w:t>
+      </w:r>
+      <w:r>
+        <w:fldChar w:fldCharType="begin"/>
+      </w:r>
+      <w:r>
+        <w:instrText xml:space="preserve"> SEQ Figure \* ARABIC </w:instrText>
+      </w:r>
+      <w:r>
+        <w:fldChar w:fldCharType="separate"/>
+      </w:r>
+      <w:r>
+        <w:rPr>
+          <w:noProof/>
+        </w:rPr>
+        <w:t>16</w:t>
+      </w:r>
+      <w:r>
+        <w:fldChar w:fldCharType="end"/>
+      </w:r>
+      <w:r>
+        <w:t>: Final loss values as layers are unfrozen</w:t>
+      </w:r>
+    </w:p>
+    <w:p>
+      <w:pPr>
+        <w:spacing w:after="160"/>
+        <w:jc w:val="both"/>
+      </w:pPr>
+      <w:r>
+        <w:t xml:space="preserve">The </w:t>
+      </w:r>
+      <w:proofErr w:type="spellStart"/>
+      <w:r>
+        <w:rPr>
+          <w:rFonts w:ascii="Consolas" w:hAnsi="Consolas" w:cs="Courier New"/>
+          <w:color w:val="0F4761" w:themeColor="accent1" w:themeShade="BF"/>
+        </w:rPr>
+        <w:t>lr</w:t>
+      </w:r>
+      <w:proofErr w:type="spellEnd"/>
+      <w:r>
+        <w:t xml:space="preserve"> for the feature was set to a value 10 times smaller than the </w:t>
+      </w:r>
+      <w:proofErr w:type="spellStart"/>
+      <w:r>
+        <w:rPr>
+          <w:rFonts w:ascii="Consolas" w:hAnsi="Consolas" w:cs="Courier New"/>
+          <w:color w:val="0F4761" w:themeColor="accent1" w:themeShade="BF"/>
+        </w:rPr>
+        <w:t>lr</w:t>
+      </w:r>
+      <w:proofErr w:type="spellEnd"/>
+      <w:r>
+        <w:t xml:space="preserve"> of the head. For a pre-trained model it is unnecessary to use a large learning rate, only fine tuning is required.</w:t>
+      </w:r>
+      <w:r>
+        <w:t xml:space="preserve"> </w:t>
+      </w:r>
+      <w:r>
+        <w:t xml:space="preserve">A range of different </w:t>
+      </w:r>
+      <w:proofErr w:type="spellStart"/>
+      <w:r>
+        <w:rPr>
+          <w:rFonts w:ascii="Consolas" w:hAnsi="Consolas" w:cs="Courier New"/>
+          <w:color w:val="0F4761" w:themeColor="accent1" w:themeShade="BF"/>
+        </w:rPr>
+        <w:t>lr</w:t>
+      </w:r>
+      <w:proofErr w:type="spellEnd"/>
+      <w:r>
+        <w:t xml:space="preserve"> and </w:t>
+      </w:r>
+      <w:proofErr w:type="spellStart"/>
+      <w:r>
+        <w:rPr>
+          <w:rFonts w:ascii="Consolas" w:hAnsi="Consolas" w:cs="Courier New"/>
+          <w:color w:val="0F4761" w:themeColor="accent1" w:themeShade="BF"/>
+        </w:rPr>
+        <w:t>weight_decay</w:t>
+      </w:r>
+      <w:proofErr w:type="spellEnd"/>
+      <w:r>
+        <w:t xml:space="preserve"> values were used during training as seen in </w:t>
+      </w:r>
+      <w:r>
+        <w:fldChar w:fldCharType="begin"/>
+      </w:r>
+      <w:r>
+        <w:instrText xml:space="preserve"> REF _Ref242288803 \h </w:instrText>
+      </w:r>
+      <w:r>
+        <w:fldChar w:fldCharType="separate"/>
+      </w:r>
+      <w:r>
+        <w:t xml:space="preserve">Figure </w:t>
+      </w:r>
+      <w:r>
+        <w:rPr>
+          <w:noProof/>
+        </w:rPr>
+        <w:t>14</w:t>
+      </w:r>
+      <w:r>
+        <w:t>: List of graphs documenting loss over epochs as training settings change</w:t>
+      </w:r>
+      <w:r>
+        <w:fldChar w:fldCharType="end"/>
+      </w:r>
+      <w:r>
+        <w:t>.</w:t>
+      </w:r>
+    </w:p>
+    <w:p>
+      <w:pPr>
+        <w:spacing w:after="160"/>
+        <w:jc w:val="both"/>
+      </w:pPr>
+      <w:r>
+        <w:t xml:space="preserve">A significant reduction in loss occurred between </w:t>
+      </w:r>
+      <w:r>
+        <w:rPr>
+          <w:rFonts w:ascii="Consolas" w:hAnsi="Consolas" w:cs="Courier New"/>
+          <w:color w:val="0F4761" w:themeColor="accent1" w:themeShade="BF"/>
+        </w:rPr>
+        <w:t>best_checkpoint15-4-</w:t>
+      </w:r>
+      <w:r>
+        <w:rPr>
+          <w:rFonts w:ascii="Consolas" w:hAnsi="Consolas" w:cs="Courier New"/>
+          <w:color w:val="0F4761" w:themeColor="accent1" w:themeShade="BF"/>
+        </w:rPr>
+        <w:t>3</w:t>
+      </w:r>
+      <w:r>
+        <w:rPr>
+          <w:rFonts w:ascii="Consolas" w:hAnsi="Consolas" w:cs="Courier New"/>
+          <w:color w:val="0F4761" w:themeColor="accent1" w:themeShade="BF"/>
+        </w:rPr>
+        <w:t>.pth</w:t>
+      </w:r>
+      <w:r>
+        <w:t xml:space="preserve"> and </w:t>
+      </w:r>
+      <w:r>
+        <w:rPr>
+          <w:rFonts w:ascii="Consolas" w:hAnsi="Consolas" w:cs="Courier New"/>
+          <w:color w:val="0F4761" w:themeColor="accent1" w:themeShade="BF"/>
+        </w:rPr>
+        <w:t>best_checkpoint15-4-4.pth</w:t>
+      </w:r>
+      <w:r>
+        <w:t xml:space="preserve"> from a reduction in </w:t>
+      </w:r>
+      <w:proofErr w:type="spellStart"/>
+      <w:r>
+        <w:rPr>
+          <w:rFonts w:ascii="Consolas" w:hAnsi="Consolas" w:cs="Courier New"/>
+          <w:color w:val="0F4761" w:themeColor="accent1" w:themeShade="BF"/>
+        </w:rPr>
+        <w:t>weight_decay</w:t>
+      </w:r>
+      <w:proofErr w:type="spellEnd"/>
+      <w:r>
+        <w:t xml:space="preserve"> from 20 to 2e-3. At that point the weights are well-trained enough such that it is no longer sensible to supress it to prevent overfitting. </w:t>
+      </w:r>
+      <w:r>
+        <w:t xml:space="preserve">Subsequent adjustments produced smaller improvements. The fluctuations and sharp changes </w:t>
+      </w:r>
+      <w:r>
+        <w:t xml:space="preserve">in the graphs are results of </w:t>
+      </w:r>
+      <w:r>
+        <w:t xml:space="preserve">manually adjusted settings </w:t>
+      </w:r>
+      <w:r>
+        <w:t xml:space="preserve">following early-stopped </w:t>
+      </w:r>
+      <w:r>
+        <w:t>and resumed training runs</w:t>
+      </w:r>
+      <w:r>
+        <w:t>.</w:t>
+      </w:r>
+      <w:r>
+        <w:t xml:space="preserve"> </w:t>
+      </w:r>
+      <w:r>
+        <w:t xml:space="preserve">Most models here were not trained </w:t>
+      </w:r>
+      <w:r>
+        <w:t>under constant conditions.</w:t>
+      </w:r>
+    </w:p>
+    <w:p>
+      <w:pPr>
+        <w:spacing w:after="160"/>
+        <w:jc w:val="both"/>
+      </w:pPr>
+      <w:r>
+        <w:t>As mentioned above, horizontal flipping was reintroduced to improve generalisation of the weights.</w:t>
+      </w:r>
+    </w:p>
+    <w:p>
+      <w:pPr>
+        <w:spacing w:after="160"/>
+        <w:jc w:val="both"/>
+      </w:pPr>
+      <w:r>
+        <w:t xml:space="preserve">The checkpoint at epoch 541 achieved a </w:t>
+      </w:r>
+      <w:proofErr w:type="spellStart"/>
+      <w:r>
+        <w:rPr>
+          <w:rFonts w:ascii="Consolas" w:hAnsi="Consolas" w:cs="Courier New"/>
+          <w:color w:val="0F4761" w:themeColor="accent1" w:themeShade="BF"/>
+        </w:rPr>
+        <w:t>val_RMSE</w:t>
+      </w:r>
+      <w:proofErr w:type="spellEnd"/>
+      <w:r>
+        <w:t xml:space="preserve"> </w:t>
+      </w:r>
+      <w:r>
+        <w:t xml:space="preserve">of 4.5956, </w:t>
+      </w:r>
+      <w:r>
+        <w:t>as opposed to</w:t>
+      </w:r>
+      <w:r>
+        <w:t xml:space="preserve"> the baseline</w:t>
+      </w:r>
+      <w:r>
+        <w:t xml:space="preserve"> of</w:t>
+      </w:r>
+      <w:r>
+        <w:t xml:space="preserve"> 14.5388</w:t>
+      </w:r>
+      <w:r>
+        <w:t>.</w:t>
+      </w:r>
+      <w:r>
+        <w:t xml:space="preserve"> </w:t>
+      </w:r>
+      <w:r>
+        <w:t xml:space="preserve">This is a </w:t>
+      </w:r>
+      <w:r>
+        <w:t>reduction of approximately 68.4%</w:t>
+      </w:r>
+      <w:r>
+        <w:t>.</w:t>
+      </w:r>
+    </w:p>
+    <w:p>
+      <w:pPr>
+        <w:spacing w:after="160"/>
+        <w:jc w:val="both"/>
+      </w:pPr>
+      <w:r>
+        <w:t xml:space="preserve">The final results on test data are fairly high quality. </w:t>
+      </w:r>
+      <w:r>
+        <w:t xml:space="preserve">Most predictions </w:t>
+      </w:r>
+      <w:r>
+        <w:t xml:space="preserve">on the test set </w:t>
+      </w:r>
+      <w:r>
+        <w:t>overlap with the ground truth:</w:t>
+      </w:r>
+    </w:p>
+    <w:tbl>
+      <w:tblPr>
+        <w:tblStyle w:val="TableGrid"/>
+        <w:tblW w:w="0" w:type="auto"/>
+        <w:tblLook w:val="04A0" w:firstRow="1" w:lastRow="0" w:firstColumn="1" w:lastColumn="0" w:noHBand="0" w:noVBand="1"/>
+      </w:tblPr>
+      <w:tblGrid>
+        <w:gridCol w:w="4508"/>
+        <w:gridCol w:w="4508"/>
+      </w:tblGrid>
+      <w:tr>
+        <w:tc>
+          <w:tcPr>
+            <w:tcW w:w="4508" w:type="dxa"/>
+            <w:shd w:val="clear" w:color="auto" w:fill="C1F0C7" w:themeFill="accent3" w:themeFillTint="33"/>
+            <w:vAlign w:val="center"/>
+          </w:tcPr>
+          <w:p>
+            <w:pPr>
+              <w:spacing w:after="160"/>
+            </w:pPr>
+            <w:r>
+              <w:t>T</w:t>
+            </w:r>
+            <w:r>
+              <w:rPr>
+                <w:shd w:val="clear" w:color="auto" w:fill="C1F0C7" w:themeFill="accent3" w:themeFillTint="33"/>
+              </w:rPr>
+              <w:t>est dataset loss:</w:t>
+            </w:r>
+          </w:p>
+        </w:tc>
+        <w:tc>
+          <w:tcPr>
+            <w:tcW w:w="4508" w:type="dxa"/>
+            <w:vAlign w:val="center"/>
+          </w:tcPr>
+          <w:p>
+            <w:pPr>
+              <w:spacing w:after="160"/>
+            </w:pPr>
+            <w:r>
+              <w:t>4.7452</w:t>
+            </w:r>
+          </w:p>
+        </w:tc>
+      </w:tr>
+    </w:tbl>
     <w:p>
       <w:pPr>
         <w:spacing w:after="160"/>
@@ -7696,61 +8732,182 @@
                 <w:sz w:val="20"/>
                 <w:szCs w:val="20"/>
               </w:rPr>
-              <w:t>Did you use any GenAI tools for this question?  &lt;&lt; Yes / No &gt;&gt;</w:t>
-            </w:r>
-          </w:p>
-          <w:p>
-            <w:pPr>
-              <w:spacing w:before="60" w:after="60"/>
-              <w:jc w:val="both"/>
-            </w:pPr>
-          </w:p>
-          <w:p>
-            <w:pPr>
-              <w:spacing w:before="60" w:after="60"/>
-              <w:jc w:val="both"/>
-            </w:pPr>
+              <w:t xml:space="preserve">Did you use any GenAI tools for this question?  </w:t>
+            </w:r>
             <w:r>
               <w:rPr>
                 <w:sz w:val="20"/>
                 <w:szCs w:val="20"/>
               </w:rPr>
-              <w:t>If yes, state: (</w:t>
-            </w:r>
-            <w:proofErr w:type="spellStart"/>
+              <w:t>Yes</w:t>
+            </w:r>
+          </w:p>
+          <w:p>
+            <w:pPr>
+              <w:spacing w:before="60" w:after="60"/>
+              <w:jc w:val="both"/>
+            </w:pPr>
+          </w:p>
+          <w:p>
+            <w:pPr>
+              <w:spacing w:before="60" w:after="60"/>
+              <w:jc w:val="both"/>
+            </w:pPr>
             <w:r>
               <w:rPr>
                 <w:sz w:val="20"/>
                 <w:szCs w:val="20"/>
               </w:rPr>
-              <w:t>i</w:t>
-            </w:r>
-            <w:proofErr w:type="spellEnd"/>
+              <w:t>If yes, state: (</w:t>
+            </w:r>
+            <w:proofErr w:type="spellStart"/>
             <w:r>
               <w:rPr>
                 <w:sz w:val="20"/>
                 <w:szCs w:val="20"/>
               </w:rPr>
-              <w:t>) what you asked, (ii) which suggestions you tried, and (iii) what worked or was discarded.</w:t>
-            </w:r>
-          </w:p>
-          <w:p>
-            <w:pPr>
-              <w:spacing w:before="60" w:after="60"/>
-              <w:jc w:val="both"/>
-            </w:pPr>
-          </w:p>
-          <w:p>
-            <w:pPr>
-              <w:spacing w:before="60" w:after="60"/>
-              <w:jc w:val="both"/>
-            </w:pPr>
+              <w:t>i</w:t>
+            </w:r>
+            <w:proofErr w:type="spellEnd"/>
             <w:r>
               <w:rPr>
                 <w:sz w:val="20"/>
                 <w:szCs w:val="20"/>
               </w:rPr>
-              <w:t>&lt;&lt; GenAI usage description, or "N/A" &gt;&gt;</w:t>
+              <w:t>) what you asked, (ii) which suggestions you tried, and (iii) what worked or was discarded.</w:t>
+            </w:r>
+          </w:p>
+          <w:p>
+            <w:pPr>
+              <w:spacing w:before="60" w:after="60"/>
+              <w:jc w:val="both"/>
+            </w:pPr>
+            <w:r>
+              <w:t>What I asked:</w:t>
+            </w:r>
+          </w:p>
+          <w:p>
+            <w:pPr>
+              <w:pStyle w:val="ListParagraph"/>
+              <w:numPr>
+                <w:ilvl w:val="0"/>
+                <w:numId w:val="11"/>
+              </w:numPr>
+              <w:spacing w:before="60" w:after="60"/>
+              <w:jc w:val="both"/>
+            </w:pPr>
+            <w:r>
+              <w:t>What optimisation methods should I be trying to reduce loss</w:t>
+            </w:r>
+          </w:p>
+          <w:p>
+            <w:pPr>
+              <w:pStyle w:val="ListParagraph"/>
+              <w:numPr>
+                <w:ilvl w:val="0"/>
+                <w:numId w:val="11"/>
+              </w:numPr>
+              <w:spacing w:before="60" w:after="60"/>
+              <w:jc w:val="both"/>
+            </w:pPr>
+            <w:r>
+              <w:t>Numerous debugging questions</w:t>
+            </w:r>
+          </w:p>
+          <w:p>
+            <w:pPr>
+              <w:spacing w:before="60" w:after="60"/>
+              <w:jc w:val="both"/>
+            </w:pPr>
+          </w:p>
+          <w:p>
+            <w:pPr>
+              <w:spacing w:before="60" w:after="60"/>
+              <w:jc w:val="both"/>
+            </w:pPr>
+            <w:r>
+              <w:t>Which suggestions I tried</w:t>
+            </w:r>
+          </w:p>
+          <w:p>
+            <w:pPr>
+              <w:pStyle w:val="ListParagraph"/>
+              <w:numPr>
+                <w:ilvl w:val="0"/>
+                <w:numId w:val="10"/>
+              </w:numPr>
+              <w:spacing w:before="60" w:after="60"/>
+            </w:pPr>
+            <w:r>
+              <w:t>Increase fine-tuning learning rates.</w:t>
+            </w:r>
+          </w:p>
+          <w:p>
+            <w:pPr>
+              <w:pStyle w:val="ListParagraph"/>
+              <w:numPr>
+                <w:ilvl w:val="0"/>
+                <w:numId w:val="10"/>
+              </w:numPr>
+              <w:spacing w:before="60" w:after="60"/>
+            </w:pPr>
+            <w:r>
+              <w:t>Gradually unfreeze more backbone blocks.</w:t>
+            </w:r>
+          </w:p>
+          <w:p>
+            <w:pPr>
+              <w:pStyle w:val="ListParagraph"/>
+              <w:numPr>
+                <w:ilvl w:val="0"/>
+                <w:numId w:val="10"/>
+              </w:numPr>
+              <w:spacing w:before="60" w:after="60"/>
+            </w:pPr>
+            <w:r>
+              <w:t>Revisit weight decay.</w:t>
+            </w:r>
+          </w:p>
+          <w:p>
+            <w:pPr>
+              <w:pStyle w:val="ListParagraph"/>
+              <w:numPr>
+                <w:ilvl w:val="0"/>
+                <w:numId w:val="10"/>
+              </w:numPr>
+              <w:spacing w:before="60" w:after="60"/>
+            </w:pPr>
+            <w:r>
+              <w:t>Restore verified augmentation</w:t>
+            </w:r>
+          </w:p>
+          <w:p>
+            <w:pPr>
+              <w:spacing w:before="60" w:after="60"/>
+              <w:jc w:val="both"/>
+            </w:pPr>
+          </w:p>
+          <w:p>
+            <w:pPr>
+              <w:spacing w:before="60" w:after="60"/>
+              <w:jc w:val="both"/>
+            </w:pPr>
+            <w:r>
+              <w:t>What worked:</w:t>
+            </w:r>
+          </w:p>
+          <w:p>
+            <w:pPr>
+              <w:pStyle w:val="ListParagraph"/>
+              <w:numPr>
+                <w:ilvl w:val="0"/>
+                <w:numId w:val="12"/>
+              </w:numPr>
+              <w:spacing w:before="60" w:after="60"/>
+              <w:jc w:val="both"/>
+            </w:pPr>
+            <w:r>
+              <w:t>All suggestions were effective. Suggestions overlapped with what I planned to do anyway.</w:t>
             </w:r>
           </w:p>
         </w:tc>
@@ -7900,14 +9057,16 @@
             <w:pPr>
               <w:jc w:val="both"/>
             </w:pPr>
+            <w:proofErr w:type="spellStart"/>
             <w:r>
               <w:rPr>
                 <w:i/>
                 <w:iCs/>
                 <w:color w:val="808080"/>
               </w:rPr>
-              <w:t>&lt;&lt; value &gt;&gt;</w:t>
-            </w:r>
+              <w:t>AdamW</w:t>
+            </w:r>
+            <w:proofErr w:type="spellEnd"/>
           </w:p>
         </w:tc>
       </w:tr>
@@ -7945,7 +9104,7 @@
                 <w:iCs/>
                 <w:color w:val="808080"/>
               </w:rPr>
-              <w:t>&lt;&lt; value &gt;&gt;</w:t>
+              <w:t>Head: 2e-4    Backbone: 1e-4</w:t>
             </w:r>
           </w:p>
         </w:tc>
@@ -7984,7 +9143,7 @@
                 <w:iCs/>
                 <w:color w:val="808080"/>
               </w:rPr>
-              <w:t>&lt;&lt; value &gt;&gt;</w:t>
+              <w:t>128</w:t>
             </w:r>
           </w:p>
         </w:tc>
@@ -8023,7 +9182,7 @@
                 <w:iCs/>
                 <w:color w:val="808080"/>
               </w:rPr>
-              <w:t>&lt;&lt; value &gt;&gt;</w:t>
+              <w:t>22</w:t>
             </w:r>
           </w:p>
         </w:tc>
@@ -8073,7 +9232,7 @@
                 <w:iCs/>
                 <w:color w:val="808080"/>
               </w:rPr>
-              <w:t>&lt;&lt; value &gt;&gt;</w:t>
+              <w:t>Rescaled input images to 64 by 64</w:t>
             </w:r>
           </w:p>
         </w:tc>
@@ -8144,14 +9303,32 @@
           <w:p>
             <w:pPr>
               <w:jc w:val="both"/>
-            </w:pPr>
-            <w:r>
               <w:rPr>
                 <w:i/>
                 <w:iCs/>
                 <w:color w:val="808080"/>
               </w:rPr>
-              <w:t>&lt;&lt; value &gt;&gt;</w:t>
+            </w:pPr>
+            <w:r>
+              <w:rPr>
+                <w:i/>
+                <w:iCs/>
+                <w:color w:val="808080"/>
+              </w:rPr>
+              <w:t>Overall accuracy:   99.80%</w:t>
+            </w:r>
+          </w:p>
+          <w:p>
+            <w:pPr>
+              <w:jc w:val="both"/>
+            </w:pPr>
+            <w:r>
+              <w:rPr>
+                <w:i/>
+                <w:iCs/>
+                <w:color w:val="808080"/>
+              </w:rPr>
+              <w:t>Balanced accuracy:  99.79%</w:t>
             </w:r>
           </w:p>
         </w:tc>
@@ -8183,14 +9360,32 @@
           <w:p>
             <w:pPr>
               <w:jc w:val="both"/>
-            </w:pPr>
-            <w:r>
               <w:rPr>
                 <w:i/>
                 <w:iCs/>
                 <w:color w:val="808080"/>
               </w:rPr>
-              <w:t>&lt;&lt; value &gt;&gt;</w:t>
+            </w:pPr>
+            <w:r>
+              <w:rPr>
+                <w:i/>
+                <w:iCs/>
+                <w:color w:val="808080"/>
+              </w:rPr>
+              <w:t>Overall accuracy:   96.86%</w:t>
+            </w:r>
+          </w:p>
+          <w:p>
+            <w:pPr>
+              <w:jc w:val="both"/>
+            </w:pPr>
+            <w:r>
+              <w:rPr>
+                <w:i/>
+                <w:iCs/>
+                <w:color w:val="808080"/>
+              </w:rPr>
+              <w:t>Balanced accuracy:  94.19%</w:t>
             </w:r>
           </w:p>
         </w:tc>
@@ -8248,30 +9443,72 @@
           <w:p>
             <w:pPr>
               <w:spacing w:before="400" w:after="400"/>
-              <w:jc w:val="both"/>
+              <w:jc w:val="center"/>
             </w:pPr>
             <w:r>
               <w:rPr>
                 <w:i/>
                 <w:iCs/>
+                <w:noProof/>
                 <w:color w:val="999999"/>
                 <w:sz w:val="20"/>
                 <w:szCs w:val="20"/>
               </w:rPr>
-              <w:t xml:space="preserve">[ Paste your training curves </w:t>
-            </w:r>
-            <w:proofErr w:type="gramStart"/>
-            <w:r>
-              <w:rPr>
-                <w:i/>
-                <w:iCs/>
-                <w:color w:val="999999"/>
-                <w:sz w:val="20"/>
-                <w:szCs w:val="20"/>
-              </w:rPr>
-              <w:t>here ]</w:t>
-            </w:r>
-            <w:proofErr w:type="gramEnd"/>
+              <w:drawing>
+                <wp:inline distT="0" distB="0" distL="0" distR="0" wp14:anchorId="4A64D79A" wp14:editId="2BC531FC">
+                  <wp:extent cx="3840834" cy="2880000"/>
+                  <wp:effectExtent l="0" t="0" r="7620" b="0"/>
+                  <wp:docPr id="540193322" name="Picture 1"/>
+                  <wp:cNvGraphicFramePr>
+                    <a:graphicFrameLocks xmlns:a="http://schemas.openxmlformats.org/drawingml/2006/main" noChangeAspect="1"/>
+                  </wp:cNvGraphicFramePr>
+                  <a:graphic xmlns:a="http://schemas.openxmlformats.org/drawingml/2006/main">
+                    <a:graphicData uri="http://schemas.openxmlformats.org/drawingml/2006/picture">
+                      <pic:pic xmlns:pic="http://schemas.openxmlformats.org/drawingml/2006/picture">
+                        <pic:nvPicPr>
+                          <pic:cNvPr id="0" name="Picture 1"/>
+                          <pic:cNvPicPr>
+                            <a:picLocks noChangeAspect="1" noChangeArrowheads="1"/>
+                          </pic:cNvPicPr>
+                        </pic:nvPicPr>
+                        <pic:blipFill>
+                          <a:blip r:embed="rId32" cstate="print">
+                            <a:extLst>
+                              <a:ext uri="{28A0092B-C50C-407E-A947-70E740481C1C}">
+                                <a14:useLocalDpi xmlns:a14="http://schemas.microsoft.com/office/drawing/2010/main" val="0"/>
+                              </a:ext>
+                            </a:extLst>
+                          </a:blip>
+                          <a:srcRect/>
+                          <a:stretch>
+                            <a:fillRect/>
+                          </a:stretch>
+                        </pic:blipFill>
+                        <pic:spPr bwMode="auto">
+                          <a:xfrm>
+                            <a:off x="0" y="0"/>
+                            <a:ext cx="3840834" cy="2880000"/>
+                          </a:xfrm>
+                          <a:prstGeom prst="rect">
+                            <a:avLst/>
+                          </a:prstGeom>
+                          <a:noFill/>
+                          <a:ln>
+                            <a:noFill/>
+                          </a:ln>
+                        </pic:spPr>
+                      </pic:pic>
+                    </a:graphicData>
+                  </a:graphic>
+                </wp:inline>
+              </w:drawing>
+            </w:r>
+          </w:p>
+          <w:p>
+            <w:pPr>
+              <w:spacing w:before="400" w:after="400"/>
+              <w:jc w:val="center"/>
+            </w:pPr>
           </w:p>
         </w:tc>
       </w:tr>
@@ -8292,6 +9529,7 @@
           <w:bCs/>
           <w:color w:val="000000"/>
         </w:rPr>
+        <w:lastRenderedPageBreak/>
         <w:t>Discussion</w:t>
       </w:r>
     </w:p>
@@ -8484,7 +9722,6 @@
         <w:jc w:val="both"/>
       </w:pPr>
       <w:r>
-        <w:lastRenderedPageBreak/>
         <w:t>Q4-7. Occlusion Sensitivity Analysis (10 marks)</w:t>
       </w:r>
     </w:p>
@@ -9614,9 +10851,9 @@
 <file path=word/numbering.xml><?xml version="1.0" encoding="utf-8"?>
 <w:numbering xmlns:wpc="http://schemas.microsoft.com/office/word/2010/wordprocessingCanvas" xmlns:cx="http://schemas.microsoft.com/office/drawing/2014/chartex" xmlns:cx1="http://schemas.microsoft.com/office/drawing/2015/9/8/chartex" xmlns:cx2="http://schemas.microsoft.com/office/drawing/2015/10/21/chartex" xmlns:cx3="http://schemas.microsoft.com/office/drawing/2016/5/9/chartex" xmlns:cx4="http://schemas.microsoft.com/office/drawing/2016/5/10/chartex" xmlns:cx5="http://schemas.microsoft.com/office/drawing/2016/5/11/chartex" xmlns:cx6="http://schemas.microsoft.com/office/drawing/2016/5/12/chartex" xmlns:cx7="http://schemas.microsoft.com/office/drawing/2016/5/13/chartex" xmlns:cx8="http://schemas.microsoft.com/office/drawing/2016/5/14/chartex" xmlns:mc="http://schemas.openxmlformats.org/markup-compatibility/2006" xmlns:aink="http://schemas.microsoft.com/office/drawing/2016/ink" xmlns:am3d="http://schemas.microsoft.com/office/drawing/2017/model3d" xmlns:o="urn:schemas-microsoft-com:office:office" xmlns:oel="http://schemas.microsoft.com/office/2019/extlst" xmlns:r="http://schemas.openxmlformats.org/officeDocument/2006/relationships" xmlns:m="http://schemas.openxmlformats.org/officeDocument/2006/math" xmlns:v="urn:schemas-microsoft-com:vml" xmlns:wp14="http://schemas.microsoft.com/office/word/2010/wordprocessingDrawing" xmlns:wp="http://schemas.openxmlformats.org/drawingml/2006/wordprocessingDrawing" xmlns:w10="urn:schemas-microsoft-com:office:word" xmlns:w="http://schemas.openxmlformats.org/wordprocessingml/2006/main" xmlns:w14="http://schemas.microsoft.com/office/word/2010/wordml" xmlns:w15="http://schemas.microsoft.com/office/word/2012/wordml" xmlns:w16cex="http://schemas.microsoft.com/office/word/2018/wordml/cex" xmlns:w16cid="http://schemas.microsoft.com/office/word/2016/wordml/cid" xmlns:w16="http://schemas.microsoft.com/office/word/2018/wordml" xmlns:w16du="http://schemas.microsoft.com/office/word/2023/wordml/word16du" xmlns:w16sdtdh="http://schemas.microsoft.com/office/word/2020/wordml/sdtdatahash" xmlns:w16sdtfl="http://schemas.microsoft.com/office/word/2024/wordml/sdtformatlock" xmlns:w16se="http://schemas.microsoft.com/office/word/2015/wordml/symex" xmlns:wpg="http://schemas.microsoft.com/office/word/2010/wordprocessingGroup" xmlns:wpi="http://schemas.microsoft.com/office/word/2010/wordprocessingInk" xmlns:wne="http://schemas.microsoft.com/office/word/2006/wordml" xmlns:wps="http://schemas.microsoft.com/office/word/2010/wordprocessingShape" mc:Ignorable="w14 w15 w16se w16cid w16 w16cex w16sdtdh w16sdtfl w16du wp14">
   <w:abstractNum w:abstractNumId="0" w15:restartNumberingAfterBreak="0">
-    <w:nsid w:val="0FC06582"/>
+    <w:nsid w:val="05C46ABF"/>
     <w:multiLevelType w:val="hybridMultilevel"/>
-    <w:tmpl w:val="D4FA0E46"/>
+    <w:tmpl w:val="01067F1A"/>
     <w:lvl w:ilvl="0" w:tplc="0C090001">
       <w:start w:val="1"/>
       <w:numFmt w:val="bullet"/>
@@ -9727,6 +10964,119 @@
     </w:lvl>
   </w:abstractNum>
   <w:abstractNum w:abstractNumId="1" w15:restartNumberingAfterBreak="0">
+    <w:nsid w:val="0FC06582"/>
+    <w:multiLevelType w:val="hybridMultilevel"/>
+    <w:tmpl w:val="D4FA0E46"/>
+    <w:lvl w:ilvl="0" w:tplc="0C090001">
+      <w:start w:val="1"/>
+      <w:numFmt w:val="bullet"/>
+      <w:lvlText w:val=""/>
+      <w:lvlJc w:val="left"/>
+      <w:pPr>
+        <w:ind w:left="720" w:hanging="360"/>
+      </w:pPr>
+      <w:rPr>
+        <w:rFonts w:ascii="Symbol" w:hAnsi="Symbol" w:hint="default"/>
+      </w:rPr>
+    </w:lvl>
+    <w:lvl w:ilvl="1" w:tplc="0C090003" w:tentative="1">
+      <w:start w:val="1"/>
+      <w:numFmt w:val="bullet"/>
+      <w:lvlText w:val="o"/>
+      <w:lvlJc w:val="left"/>
+      <w:pPr>
+        <w:ind w:left="1440" w:hanging="360"/>
+      </w:pPr>
+      <w:rPr>
+        <w:rFonts w:ascii="Courier New" w:hAnsi="Courier New" w:cs="Courier New" w:hint="default"/>
+      </w:rPr>
+    </w:lvl>
+    <w:lvl w:ilvl="2" w:tplc="0C090005" w:tentative="1">
+      <w:start w:val="1"/>
+      <w:numFmt w:val="bullet"/>
+      <w:lvlText w:val=""/>
+      <w:lvlJc w:val="left"/>
+      <w:pPr>
+        <w:ind w:left="2160" w:hanging="360"/>
+      </w:pPr>
+      <w:rPr>
+        <w:rFonts w:ascii="Wingdings" w:hAnsi="Wingdings" w:hint="default"/>
+      </w:rPr>
+    </w:lvl>
+    <w:lvl w:ilvl="3" w:tplc="0C090001" w:tentative="1">
+      <w:start w:val="1"/>
+      <w:numFmt w:val="bullet"/>
+      <w:lvlText w:val=""/>
+      <w:lvlJc w:val="left"/>
+      <w:pPr>
+        <w:ind w:left="2880" w:hanging="360"/>
+      </w:pPr>
+      <w:rPr>
+        <w:rFonts w:ascii="Symbol" w:hAnsi="Symbol" w:hint="default"/>
+      </w:rPr>
+    </w:lvl>
+    <w:lvl w:ilvl="4" w:tplc="0C090003" w:tentative="1">
+      <w:start w:val="1"/>
+      <w:numFmt w:val="bullet"/>
+      <w:lvlText w:val="o"/>
+      <w:lvlJc w:val="left"/>
+      <w:pPr>
+        <w:ind w:left="3600" w:hanging="360"/>
+      </w:pPr>
+      <w:rPr>
+        <w:rFonts w:ascii="Courier New" w:hAnsi="Courier New" w:cs="Courier New" w:hint="default"/>
+      </w:rPr>
+    </w:lvl>
+    <w:lvl w:ilvl="5" w:tplc="0C090005" w:tentative="1">
+      <w:start w:val="1"/>
+      <w:numFmt w:val="bullet"/>
+      <w:lvlText w:val=""/>
+      <w:lvlJc w:val="left"/>
+      <w:pPr>
+        <w:ind w:left="4320" w:hanging="360"/>
+      </w:pPr>
+      <w:rPr>
+        <w:rFonts w:ascii="Wingdings" w:hAnsi="Wingdings" w:hint="default"/>
+      </w:rPr>
+    </w:lvl>
+    <w:lvl w:ilvl="6" w:tplc="0C090001" w:tentative="1">
+      <w:start w:val="1"/>
+      <w:numFmt w:val="bullet"/>
+      <w:lvlText w:val=""/>
+      <w:lvlJc w:val="left"/>
+      <w:pPr>
+        <w:ind w:left="5040" w:hanging="360"/>
+      </w:pPr>
+      <w:rPr>
+        <w:rFonts w:ascii="Symbol" w:hAnsi="Symbol" w:hint="default"/>
+      </w:rPr>
+    </w:lvl>
+    <w:lvl w:ilvl="7" w:tplc="0C090003" w:tentative="1">
+      <w:start w:val="1"/>
+      <w:numFmt w:val="bullet"/>
+      <w:lvlText w:val="o"/>
+      <w:lvlJc w:val="left"/>
+      <w:pPr>
+        <w:ind w:left="5760" w:hanging="360"/>
+      </w:pPr>
+      <w:rPr>
+        <w:rFonts w:ascii="Courier New" w:hAnsi="Courier New" w:cs="Courier New" w:hint="default"/>
+      </w:rPr>
+    </w:lvl>
+    <w:lvl w:ilvl="8" w:tplc="0C090005" w:tentative="1">
+      <w:start w:val="1"/>
+      <w:numFmt w:val="bullet"/>
+      <w:lvlText w:val=""/>
+      <w:lvlJc w:val="left"/>
+      <w:pPr>
+        <w:ind w:left="6480" w:hanging="360"/>
+      </w:pPr>
+      <w:rPr>
+        <w:rFonts w:ascii="Wingdings" w:hAnsi="Wingdings" w:hint="default"/>
+      </w:rPr>
+    </w:lvl>
+  </w:abstractNum>
+  <w:abstractNum w:abstractNumId="2" w15:restartNumberingAfterBreak="0">
     <w:nsid w:val="1BE83C94"/>
     <w:multiLevelType w:val="hybridMultilevel"/>
     <w:tmpl w:val="2262676C"/>
@@ -9838,7 +11188,7 @@
       </w:rPr>
     </w:lvl>
   </w:abstractNum>
-  <w:abstractNum w:abstractNumId="2" w15:restartNumberingAfterBreak="0">
+  <w:abstractNum w:abstractNumId="3" w15:restartNumberingAfterBreak="0">
     <w:nsid w:val="2FFC11C6"/>
     <w:multiLevelType w:val="hybridMultilevel"/>
     <w:tmpl w:val="408A6D78"/>
@@ -9950,7 +11300,7 @@
       </w:rPr>
     </w:lvl>
   </w:abstractNum>
-  <w:abstractNum w:abstractNumId="3" w15:restartNumberingAfterBreak="0">
+  <w:abstractNum w:abstractNumId="4" w15:restartNumberingAfterBreak="0">
     <w:nsid w:val="30FE4B50"/>
     <w:multiLevelType w:val="hybridMultilevel"/>
     <w:tmpl w:val="E0BA0576"/>
@@ -10063,10 +11413,10 @@
       </w:rPr>
     </w:lvl>
   </w:abstractNum>
-  <w:abstractNum w:abstractNumId="4" w15:restartNumberingAfterBreak="0">
-    <w:nsid w:val="492F58D1"/>
+  <w:abstractNum w:abstractNumId="5" w15:restartNumberingAfterBreak="0">
+    <w:nsid w:val="3EE94205"/>
     <w:multiLevelType w:val="hybridMultilevel"/>
-    <w:tmpl w:val="F54292A0"/>
+    <w:tmpl w:val="FA1CB7EA"/>
     <w:lvl w:ilvl="0" w:tplc="0C090001">
       <w:start w:val="1"/>
       <w:numFmt w:val="bullet"/>
@@ -10176,7 +11526,233 @@
       </w:rPr>
     </w:lvl>
   </w:abstractNum>
-  <w:abstractNum w:abstractNumId="5" w15:restartNumberingAfterBreak="0">
+  <w:abstractNum w:abstractNumId="6" w15:restartNumberingAfterBreak="0">
+    <w:nsid w:val="492F58D1"/>
+    <w:multiLevelType w:val="hybridMultilevel"/>
+    <w:tmpl w:val="F54292A0"/>
+    <w:lvl w:ilvl="0" w:tplc="0C090001">
+      <w:start w:val="1"/>
+      <w:numFmt w:val="bullet"/>
+      <w:lvlText w:val=""/>
+      <w:lvlJc w:val="left"/>
+      <w:pPr>
+        <w:ind w:left="720" w:hanging="360"/>
+      </w:pPr>
+      <w:rPr>
+        <w:rFonts w:ascii="Symbol" w:hAnsi="Symbol" w:hint="default"/>
+      </w:rPr>
+    </w:lvl>
+    <w:lvl w:ilvl="1" w:tplc="0C090003" w:tentative="1">
+      <w:start w:val="1"/>
+      <w:numFmt w:val="bullet"/>
+      <w:lvlText w:val="o"/>
+      <w:lvlJc w:val="left"/>
+      <w:pPr>
+        <w:ind w:left="1440" w:hanging="360"/>
+      </w:pPr>
+      <w:rPr>
+        <w:rFonts w:ascii="Courier New" w:hAnsi="Courier New" w:cs="Courier New" w:hint="default"/>
+      </w:rPr>
+    </w:lvl>
+    <w:lvl w:ilvl="2" w:tplc="0C090005" w:tentative="1">
+      <w:start w:val="1"/>
+      <w:numFmt w:val="bullet"/>
+      <w:lvlText w:val=""/>
+      <w:lvlJc w:val="left"/>
+      <w:pPr>
+        <w:ind w:left="2160" w:hanging="360"/>
+      </w:pPr>
+      <w:rPr>
+        <w:rFonts w:ascii="Wingdings" w:hAnsi="Wingdings" w:hint="default"/>
+      </w:rPr>
+    </w:lvl>
+    <w:lvl w:ilvl="3" w:tplc="0C090001" w:tentative="1">
+      <w:start w:val="1"/>
+      <w:numFmt w:val="bullet"/>
+      <w:lvlText w:val=""/>
+      <w:lvlJc w:val="left"/>
+      <w:pPr>
+        <w:ind w:left="2880" w:hanging="360"/>
+      </w:pPr>
+      <w:rPr>
+        <w:rFonts w:ascii="Symbol" w:hAnsi="Symbol" w:hint="default"/>
+      </w:rPr>
+    </w:lvl>
+    <w:lvl w:ilvl="4" w:tplc="0C090003" w:tentative="1">
+      <w:start w:val="1"/>
+      <w:numFmt w:val="bullet"/>
+      <w:lvlText w:val="o"/>
+      <w:lvlJc w:val="left"/>
+      <w:pPr>
+        <w:ind w:left="3600" w:hanging="360"/>
+      </w:pPr>
+      <w:rPr>
+        <w:rFonts w:ascii="Courier New" w:hAnsi="Courier New" w:cs="Courier New" w:hint="default"/>
+      </w:rPr>
+    </w:lvl>
+    <w:lvl w:ilvl="5" w:tplc="0C090005" w:tentative="1">
+      <w:start w:val="1"/>
+      <w:numFmt w:val="bullet"/>
+      <w:lvlText w:val=""/>
+      <w:lvlJc w:val="left"/>
+      <w:pPr>
+        <w:ind w:left="4320" w:hanging="360"/>
+      </w:pPr>
+      <w:rPr>
+        <w:rFonts w:ascii="Wingdings" w:hAnsi="Wingdings" w:hint="default"/>
+      </w:rPr>
+    </w:lvl>
+    <w:lvl w:ilvl="6" w:tplc="0C090001" w:tentative="1">
+      <w:start w:val="1"/>
+      <w:numFmt w:val="bullet"/>
+      <w:lvlText w:val=""/>
+      <w:lvlJc w:val="left"/>
+      <w:pPr>
+        <w:ind w:left="5040" w:hanging="360"/>
+      </w:pPr>
+      <w:rPr>
+        <w:rFonts w:ascii="Symbol" w:hAnsi="Symbol" w:hint="default"/>
+      </w:rPr>
+    </w:lvl>
+    <w:lvl w:ilvl="7" w:tplc="0C090003" w:tentative="1">
+      <w:start w:val="1"/>
+      <w:numFmt w:val="bullet"/>
+      <w:lvlText w:val="o"/>
+      <w:lvlJc w:val="left"/>
+      <w:pPr>
+        <w:ind w:left="5760" w:hanging="360"/>
+      </w:pPr>
+      <w:rPr>
+        <w:rFonts w:ascii="Courier New" w:hAnsi="Courier New" w:cs="Courier New" w:hint="default"/>
+      </w:rPr>
+    </w:lvl>
+    <w:lvl w:ilvl="8" w:tplc="0C090005" w:tentative="1">
+      <w:start w:val="1"/>
+      <w:numFmt w:val="bullet"/>
+      <w:lvlText w:val=""/>
+      <w:lvlJc w:val="left"/>
+      <w:pPr>
+        <w:ind w:left="6480" w:hanging="360"/>
+      </w:pPr>
+      <w:rPr>
+        <w:rFonts w:ascii="Wingdings" w:hAnsi="Wingdings" w:hint="default"/>
+      </w:rPr>
+    </w:lvl>
+  </w:abstractNum>
+  <w:abstractNum w:abstractNumId="7" w15:restartNumberingAfterBreak="0">
+    <w:nsid w:val="4C757ADF"/>
+    <w:multiLevelType w:val="hybridMultilevel"/>
+    <w:tmpl w:val="FE967204"/>
+    <w:lvl w:ilvl="0" w:tplc="0C090001">
+      <w:start w:val="1"/>
+      <w:numFmt w:val="bullet"/>
+      <w:lvlText w:val=""/>
+      <w:lvlJc w:val="left"/>
+      <w:pPr>
+        <w:ind w:left="720" w:hanging="360"/>
+      </w:pPr>
+      <w:rPr>
+        <w:rFonts w:ascii="Symbol" w:hAnsi="Symbol" w:hint="default"/>
+      </w:rPr>
+    </w:lvl>
+    <w:lvl w:ilvl="1" w:tplc="0C090003" w:tentative="1">
+      <w:start w:val="1"/>
+      <w:numFmt w:val="bullet"/>
+      <w:lvlText w:val="o"/>
+      <w:lvlJc w:val="left"/>
+      <w:pPr>
+        <w:ind w:left="1440" w:hanging="360"/>
+      </w:pPr>
+      <w:rPr>
+        <w:rFonts w:ascii="Courier New" w:hAnsi="Courier New" w:cs="Courier New" w:hint="default"/>
+      </w:rPr>
+    </w:lvl>
+    <w:lvl w:ilvl="2" w:tplc="0C090005" w:tentative="1">
+      <w:start w:val="1"/>
+      <w:numFmt w:val="bullet"/>
+      <w:lvlText w:val=""/>
+      <w:lvlJc w:val="left"/>
+      <w:pPr>
+        <w:ind w:left="2160" w:hanging="360"/>
+      </w:pPr>
+      <w:rPr>
+        <w:rFonts w:ascii="Wingdings" w:hAnsi="Wingdings" w:hint="default"/>
+      </w:rPr>
+    </w:lvl>
+    <w:lvl w:ilvl="3" w:tplc="0C090001" w:tentative="1">
+      <w:start w:val="1"/>
+      <w:numFmt w:val="bullet"/>
+      <w:lvlText w:val=""/>
+      <w:lvlJc w:val="left"/>
+      <w:pPr>
+        <w:ind w:left="2880" w:hanging="360"/>
+      </w:pPr>
+      <w:rPr>
+        <w:rFonts w:ascii="Symbol" w:hAnsi="Symbol" w:hint="default"/>
+      </w:rPr>
+    </w:lvl>
+    <w:lvl w:ilvl="4" w:tplc="0C090003" w:tentative="1">
+      <w:start w:val="1"/>
+      <w:numFmt w:val="bullet"/>
+      <w:lvlText w:val="o"/>
+      <w:lvlJc w:val="left"/>
+      <w:pPr>
+        <w:ind w:left="3600" w:hanging="360"/>
+      </w:pPr>
+      <w:rPr>
+        <w:rFonts w:ascii="Courier New" w:hAnsi="Courier New" w:cs="Courier New" w:hint="default"/>
+      </w:rPr>
+    </w:lvl>
+    <w:lvl w:ilvl="5" w:tplc="0C090005" w:tentative="1">
+      <w:start w:val="1"/>
+      <w:numFmt w:val="bullet"/>
+      <w:lvlText w:val=""/>
+      <w:lvlJc w:val="left"/>
+      <w:pPr>
+        <w:ind w:left="4320" w:hanging="360"/>
+      </w:pPr>
+      <w:rPr>
+        <w:rFonts w:ascii="Wingdings" w:hAnsi="Wingdings" w:hint="default"/>
+      </w:rPr>
+    </w:lvl>
+    <w:lvl w:ilvl="6" w:tplc="0C090001" w:tentative="1">
+      <w:start w:val="1"/>
+      <w:numFmt w:val="bullet"/>
+      <w:lvlText w:val=""/>
+      <w:lvlJc w:val="left"/>
+      <w:pPr>
+        <w:ind w:left="5040" w:hanging="360"/>
+      </w:pPr>
+      <w:rPr>
+        <w:rFonts w:ascii="Symbol" w:hAnsi="Symbol" w:hint="default"/>
+      </w:rPr>
+    </w:lvl>
+    <w:lvl w:ilvl="7" w:tplc="0C090003" w:tentative="1">
+      <w:start w:val="1"/>
+      <w:numFmt w:val="bullet"/>
+      <w:lvlText w:val="o"/>
+      <w:lvlJc w:val="left"/>
+      <w:pPr>
+        <w:ind w:left="5760" w:hanging="360"/>
+      </w:pPr>
+      <w:rPr>
+        <w:rFonts w:ascii="Courier New" w:hAnsi="Courier New" w:cs="Courier New" w:hint="default"/>
+      </w:rPr>
+    </w:lvl>
+    <w:lvl w:ilvl="8" w:tplc="0C090005" w:tentative="1">
+      <w:start w:val="1"/>
+      <w:numFmt w:val="bullet"/>
+      <w:lvlText w:val=""/>
+      <w:lvlJc w:val="left"/>
+      <w:pPr>
+        <w:ind w:left="6480" w:hanging="360"/>
+      </w:pPr>
+      <w:rPr>
+        <w:rFonts w:ascii="Wingdings" w:hAnsi="Wingdings" w:hint="default"/>
+      </w:rPr>
+    </w:lvl>
+  </w:abstractNum>
+  <w:abstractNum w:abstractNumId="8" w15:restartNumberingAfterBreak="0">
     <w:nsid w:val="581D2286"/>
     <w:multiLevelType w:val="hybridMultilevel"/>
     <w:tmpl w:val="6F28B9A4"/>
@@ -10288,7 +11864,7 @@
       </w:rPr>
     </w:lvl>
   </w:abstractNum>
-  <w:abstractNum w:abstractNumId="6" w15:restartNumberingAfterBreak="0">
+  <w:abstractNum w:abstractNumId="9" w15:restartNumberingAfterBreak="0">
     <w:nsid w:val="6ABA2E31"/>
     <w:multiLevelType w:val="hybridMultilevel"/>
     <w:tmpl w:val="79508F0E"/>
@@ -10401,7 +11977,7 @@
       </w:rPr>
     </w:lvl>
   </w:abstractNum>
-  <w:abstractNum w:abstractNumId="7" w15:restartNumberingAfterBreak="0">
+  <w:abstractNum w:abstractNumId="10" w15:restartNumberingAfterBreak="0">
     <w:nsid w:val="74B345B7"/>
     <w:multiLevelType w:val="hybridMultilevel"/>
     <w:tmpl w:val="95F0B9DC"/>
@@ -10513,7 +12089,7 @@
       </w:rPr>
     </w:lvl>
   </w:abstractNum>
-  <w:abstractNum w:abstractNumId="8" w15:restartNumberingAfterBreak="0">
+  <w:abstractNum w:abstractNumId="11" w15:restartNumberingAfterBreak="0">
     <w:nsid w:val="753005D5"/>
     <w:multiLevelType w:val="hybridMultilevel"/>
     <w:tmpl w:val="3E3861EC"/>
@@ -10627,31 +12203,40 @@
     </w:lvl>
   </w:abstractNum>
   <w:num w:numId="1" w16cid:durableId="854467766">
-    <w:abstractNumId w:val="0"/>
+    <w:abstractNumId w:val="1"/>
   </w:num>
   <w:num w:numId="2" w16cid:durableId="334461762">
+    <w:abstractNumId w:val="9"/>
+  </w:num>
+  <w:num w:numId="3" w16cid:durableId="876355803">
+    <w:abstractNumId w:val="4"/>
+  </w:num>
+  <w:num w:numId="4" w16cid:durableId="1939367286">
+    <w:abstractNumId w:val="3"/>
+  </w:num>
+  <w:num w:numId="5" w16cid:durableId="1586573103">
+    <w:abstractNumId w:val="8"/>
+  </w:num>
+  <w:num w:numId="6" w16cid:durableId="1899320726">
+    <w:abstractNumId w:val="11"/>
+  </w:num>
+  <w:num w:numId="7" w16cid:durableId="700669272">
+    <w:abstractNumId w:val="10"/>
+  </w:num>
+  <w:num w:numId="8" w16cid:durableId="455413415">
     <w:abstractNumId w:val="6"/>
   </w:num>
-  <w:num w:numId="3" w16cid:durableId="876355803">
-    <w:abstractNumId w:val="3"/>
-  </w:num>
-  <w:num w:numId="4" w16cid:durableId="1939367286">
+  <w:num w:numId="9" w16cid:durableId="1194273614">
     <w:abstractNumId w:val="2"/>
   </w:num>
-  <w:num w:numId="5" w16cid:durableId="1586573103">
+  <w:num w:numId="10" w16cid:durableId="849296192">
+    <w:abstractNumId w:val="7"/>
+  </w:num>
+  <w:num w:numId="11" w16cid:durableId="484665102">
     <w:abstractNumId w:val="5"/>
   </w:num>
-  <w:num w:numId="6" w16cid:durableId="1899320726">
-    <w:abstractNumId w:val="8"/>
-  </w:num>
-  <w:num w:numId="7" w16cid:durableId="700669272">
-    <w:abstractNumId w:val="7"/>
-  </w:num>
-  <w:num w:numId="8" w16cid:durableId="455413415">
-    <w:abstractNumId w:val="4"/>
-  </w:num>
-  <w:num w:numId="9" w16cid:durableId="1194273614">
-    <w:abstractNumId w:val="1"/>
+  <w:num w:numId="12" w16cid:durableId="1068773528">
+    <w:abstractNumId w:val="0"/>
   </w:num>
 </w:numbering>
 </file>
@@ -11718,6 +13303,19 @@
       </w:tblBorders>
     </w:tblPr>
   </w:style>
+  <w:style w:type="paragraph" w:styleId="NormalWeb">
+    <w:name w:val="Normal (Web)"/>
+    <w:basedOn w:val="Normal"/>
+    <w:uiPriority w:val="99"/>
+    <w:semiHidden/>
+    <w:unhideWhenUsed/>
+    <w:rsid w:val="008B5591"/>
+    <w:rPr>
+      <w:rFonts w:ascii="Times New Roman" w:hAnsi="Times New Roman" w:cs="Times New Roman"/>
+      <w:sz w:val="24"/>
+      <w:szCs w:val="24"/>
+    </w:rPr>
+  </w:style>
 </w:styles>
 </file>
 
@@ -12037,28 +13635,28 @@
 </file>
 
 <file path=customXml/item1.xml><?xml version="1.0" encoding="utf-8"?>
-<b:Sources xmlns:b="http://schemas.openxmlformats.org/officeDocument/2006/bibliography" xmlns="http://schemas.openxmlformats.org/officeDocument/2006/bibliography" SelectedStyle="\IEEE2006OfficeOnline.xsl" StyleName="IEEE" Version="2006"/>
-</file>
-
-<file path=customXml/item2.xml><?xml version="1.0" encoding="utf-8"?>
 <go:gDocsCustomXmlDataStorage xmlns:go="http://customooxmlschemas.google.com/" xmlns:r="http://schemas.openxmlformats.org/officeDocument/2006/relationships" uri="GoogleDocsCustomDataVersion2">
   <go:docsCustomData xmlns:go="http://customooxmlschemas.google.com/" roundtripDataSignature="AMtx7mhQSBE1ev2h1h1RrVjPRTKDc0YW8A==">CgMxLjA4AHIhMWlkaGNNdHlsRDNCdll6cW9jbDRHR21CT3Z2dDN2clpM</go:docsCustomData>
 </go:gDocsCustomXmlDataStorage>
 </file>
 
-<file path=customXml/itemProps1.xml><?xml version="1.0" encoding="utf-8"?>
-<ds:datastoreItem xmlns:ds="http://schemas.openxmlformats.org/officeDocument/2006/customXml" ds:itemID="{2BE2F2D0-5C1E-49F4-BA49-FD1E1152C7A4}">
-  <ds:schemaRefs>
-    <ds:schemaRef ds:uri="http://schemas.openxmlformats.org/officeDocument/2006/bibliography"/>
-  </ds:schemaRefs>
-</ds:datastoreItem>
+<file path=customXml/item2.xml><?xml version="1.0" encoding="utf-8"?>
+<b:Sources xmlns:b="http://schemas.openxmlformats.org/officeDocument/2006/bibliography" xmlns="http://schemas.openxmlformats.org/officeDocument/2006/bibliography" SelectedStyle="\IEEE2006OfficeOnline.xsl" StyleName="IEEE" Version="2006"/>
 </file>
 
-<file path=customXml/itemProps2.xml><?xml version="1.0" encoding="utf-8"?>
+<file path=customXml/itemProps1.xml><?xml version="1.0" encoding="utf-8"?>
 <ds:datastoreItem xmlns:ds="http://schemas.openxmlformats.org/officeDocument/2006/customXml" ds:itemID="{11111111-1234-1234-1234-123412341234}">
   <ds:schemaRefs>
     <ds:schemaRef ds:uri="http://customooxmlschemas.google.com/"/>
     <ds:schemaRef ds:uri="http://schemas.openxmlformats.org/officeDocument/2006/relationships"/>
   </ds:schemaRefs>
 </ds:datastoreItem>
+</file>
+
+<file path=customXml/itemProps2.xml><?xml version="1.0" encoding="utf-8"?>
+<ds:datastoreItem xmlns:ds="http://schemas.openxmlformats.org/officeDocument/2006/customXml" ds:itemID="{2BE2F2D0-5C1E-49F4-BA49-FD1E1152C7A4}">
+  <ds:schemaRefs>
+    <ds:schemaRef ds:uri="http://schemas.openxmlformats.org/officeDocument/2006/bibliography"/>
+  </ds:schemaRefs>
+</ds:datastoreItem>
 </file>